--- a/Radno/Plan realizacije.docx
+++ b/Radno/Plan realizacije.docx
@@ -27,10 +27,7 @@
         <w:t xml:space="preserve"> </w:t>
       </w:r>
       <w:r>
-        <w:t>23.04 – 29.04</w:t>
-      </w:r>
-      <w:r>
-        <w:t xml:space="preserve"> </w:t>
+        <w:t>30.04 – 06.05</w:t>
       </w:r>
     </w:p>
     <w:p>
@@ -290,10 +287,7 @@
         <w:t xml:space="preserve"> </w:t>
       </w:r>
       <w:r>
-        <w:t>30.04 – 06.05</w:t>
-      </w:r>
-      <w:r>
-        <w:t xml:space="preserve"> </w:t>
+        <w:t>07.05 – 13.05</w:t>
       </w:r>
     </w:p>
     <w:p>
@@ -582,10 +576,7 @@
         <w:t xml:space="preserve"> </w:t>
       </w:r>
       <w:r>
-        <w:t>07.05 – 13.05</w:t>
-      </w:r>
-      <w:r>
-        <w:t xml:space="preserve"> </w:t>
+        <w:t>14.05 – 20.05</w:t>
       </w:r>
     </w:p>
     <w:p>
@@ -723,11 +714,11 @@
       </w:r>
       <w:proofErr w:type="spellEnd"/>
       <w:r>
-        <w:t xml:space="preserve"> 1), оп</w:t>
-      </w:r>
-      <w:proofErr w:type="spellStart"/>
-      <w:r>
-        <w:t>ис</w:t>
+        <w:t xml:space="preserve"> 1), </w:t>
+      </w:r>
+      <w:proofErr w:type="spellStart"/>
+      <w:r>
+        <w:t>опис</w:t>
       </w:r>
       <w:proofErr w:type="spellEnd"/>
       <w:r>
@@ -848,10 +839,7 @@
         <w:t xml:space="preserve"> </w:t>
       </w:r>
       <w:r>
-        <w:t>14.05 – 20.05</w:t>
-      </w:r>
-      <w:r>
-        <w:t xml:space="preserve"> </w:t>
+        <w:t>21.05 – 27.05</w:t>
       </w:r>
     </w:p>
     <w:p>
@@ -1111,10 +1099,7 @@
         <w:t xml:space="preserve"> </w:t>
       </w:r>
       <w:r>
-        <w:t>21.05 – 27.05</w:t>
-      </w:r>
-      <w:r>
-        <w:t xml:space="preserve"> </w:t>
+        <w:t>28.05 – 03.06</w:t>
       </w:r>
     </w:p>
     <w:p>
@@ -1401,10 +1386,7 @@
         <w:t xml:space="preserve"> </w:t>
       </w:r>
       <w:r>
-        <w:t>28.05 – 03.06</w:t>
-      </w:r>
-      <w:r>
-        <w:t xml:space="preserve"> </w:t>
+        <w:t>04.06 – 10.06</w:t>
       </w:r>
     </w:p>
     <w:p>
@@ -1737,7 +1719,16 @@
         <w:t xml:space="preserve"> </w:t>
       </w:r>
       <w:r>
-        <w:t>04.06 – 10.06</w:t>
+        <w:t>11</w:t>
+      </w:r>
+      <w:r>
+        <w:t xml:space="preserve">.06 – </w:t>
+      </w:r>
+      <w:r>
+        <w:t>17</w:t>
+      </w:r>
+      <w:r>
+        <w:t>.06</w:t>
       </w:r>
       <w:r>
         <w:t xml:space="preserve"> </w:t>
@@ -2510,6 +2501,7 @@
   <w:style w:type="character" w:default="1" w:styleId="DefaultParagraphFont">
     <w:name w:val="Default Paragraph Font"/>
     <w:uiPriority w:val="1"/>
+    <w:semiHidden/>
     <w:unhideWhenUsed/>
   </w:style>
   <w:style w:type="table" w:default="1" w:styleId="TableNormal">
